--- a/plugins/yau/skills/yau-submission-reviewer/assets/report-style/reference.docx
+++ b/plugins/yau/skills/yau-submission-reviewer/assets/report-style/reference.docx
@@ -503,7 +503,7 @@
     <w:qFormat/>
     <w:rPr>
       <w:rFonts w:ascii="Arial" w:hAnsi="Arial" w:eastAsia="PingFang SC"/>
-      <w:color w:val="2C2416"/>
+      <w:color w:val="212B2E"/>
       <w:sz w:val="21"/>
     </w:rPr>
   </w:style>
@@ -561,7 +561,7 @@
     <w:rPr>
       <w:rFonts w:asciiTheme="majorHAnsi" w:eastAsiaTheme="majorEastAsia" w:hAnsiTheme="majorHAnsi" w:cstheme="majorBidi" w:ascii="Georgia" w:hAnsi="Georgia" w:eastAsia="Songti SC"/>
       <w:b/>
-      <w:color w:val="2C2416"/>
+      <w:color w:val="0B4F52"/>
       <w:sz w:val="48"/>
       <w:szCs w:val="56"/>
     </w:rPr>
@@ -707,7 +707,7 @@
       <w:rFonts w:asciiTheme="majorHAnsi" w:eastAsiaTheme="majorEastAsia" w:hAnsiTheme="majorHAnsi" w:cstheme="majorBidi" w:ascii="Georgia" w:hAnsi="Georgia" w:eastAsia="Songti SC"/>
       <w:b/>
       <w:i w:val="0"/>
-      <w:color w:val="2C2416"/>
+      <w:color w:val="0B4F52"/>
       <w:sz w:val="34"/>
       <w:szCs w:val="40"/>
     </w:rPr>
@@ -732,7 +732,7 @@
       <w:rFonts w:asciiTheme="majorHAnsi" w:eastAsiaTheme="majorEastAsia" w:hAnsiTheme="majorHAnsi" w:cstheme="majorBidi" w:ascii="Georgia" w:hAnsi="Georgia" w:eastAsia="Songti SC"/>
       <w:b/>
       <w:i w:val="0"/>
-      <w:color w:val="2C2416"/>
+      <w:color w:val="0B4F52"/>
       <w:sz w:val="29"/>
       <w:szCs w:val="32"/>
     </w:rPr>
@@ -757,7 +757,7 @@
       <w:rFonts w:eastAsiaTheme="majorEastAsia" w:cstheme="majorBidi" w:ascii="Georgia" w:hAnsi="Georgia" w:eastAsia="Songti SC"/>
       <w:b/>
       <w:i w:val="0"/>
-      <w:color w:val="2C2416"/>
+      <w:color w:val="212B2E"/>
       <w:sz w:val="25"/>
       <w:szCs w:val="28"/>
     </w:rPr>
